--- a/public/smart-police/forms/คำให้การผู้กล่าวหาที่เป็นข้าราชการ.docx
+++ b/public/smart-police/forms/คำให้การผู้กล่าวหาที่เป็นข้าราชการ.docx
@@ -3546,7 +3546,7 @@
         <w:szCs w:val="24"/>
         <w:cs/>
       </w:rPr>
-      <w:t>สอบสวน.</w:t>
+      <w:t/>
     </w:r>
     <w:r>
       <w:rPr>
@@ -3557,7 +3557,7 @@
         <w:sz w:val="24"/>
         <w:szCs w:val="24"/>
       </w:rPr>
-      <w:t>com</w:t>
+      <w:t/>
     </w:r>
     <w:r>
       <w:rPr>

--- a/public/smart-police/forms/คำให้การผู้กล่าวหาที่เป็นข้าราชการ.docx
+++ b/public/smart-police/forms/คำให้การผู้กล่าวหาที่เป็นข้าราชการ.docx
@@ -3384,7 +3384,7 @@
                               <w:bCs/>
                               <w:cs/>
                             </w:rPr>
-                            <w:t xml:space="preserve">(ส ๕๖ - </w:t>
+                            <w:t xml:space="preserve"/>
                           </w:r>
                           <w:r>
                             <w:rPr>
@@ -3393,7 +3393,7 @@
                               <w:bCs/>
                               <w:cs/>
                             </w:rPr>
-                            <w:t>๖</w:t>
+                            <w:t/>
                           </w:r>
                           <w:r>
                             <w:rPr>
@@ -3402,7 +3402,7 @@
                               <w:bCs/>
                               <w:cs/>
                             </w:rPr>
-                            <w:t>)</w:t>
+                            <w:t/>
                           </w:r>
                         </w:p>
                       </w:txbxContent>
@@ -3445,7 +3445,7 @@
                         <w:bCs/>
                         <w:cs/>
                       </w:rPr>
-                      <w:t xml:space="preserve">(ส ๕๖ - </w:t>
+                      <w:t xml:space="preserve"/>
                     </w:r>
                     <w:r>
                       <w:rPr>
@@ -3454,7 +3454,7 @@
                         <w:bCs/>
                         <w:cs/>
                       </w:rPr>
-                      <w:t>๖</w:t>
+                      <w:t/>
                     </w:r>
                     <w:r>
                       <w:rPr>
@@ -3463,7 +3463,7 @@
                         <w:bCs/>
                         <w:cs/>
                       </w:rPr>
-                      <w:t>)</w:t>
+                      <w:t/>
                     </w:r>
                   </w:p>
                 </w:txbxContent>
@@ -3623,7 +3623,7 @@
                               <w:bCs/>
                               <w:cs/>
                             </w:rPr>
-                            <w:t xml:space="preserve">(ส ๕๖ - </w:t>
+                            <w:t xml:space="preserve"/>
                           </w:r>
                           <w:r>
                             <w:rPr>
@@ -3632,7 +3632,7 @@
                               <w:bCs/>
                               <w:cs/>
                             </w:rPr>
-                            <w:t>๔</w:t>
+                            <w:t/>
                           </w:r>
                           <w:r>
                             <w:rPr>
@@ -3641,7 +3641,7 @@
                               <w:bCs/>
                               <w:cs/>
                             </w:rPr>
-                            <w:t>)</w:t>
+                            <w:t/>
                           </w:r>
                         </w:p>
                       </w:txbxContent>
@@ -3685,7 +3685,7 @@
                         <w:bCs/>
                         <w:cs/>
                       </w:rPr>
-                      <w:t xml:space="preserve">(ส ๕๖ - </w:t>
+                      <w:t xml:space="preserve"/>
                     </w:r>
                     <w:r>
                       <w:rPr>
@@ -3694,7 +3694,7 @@
                         <w:bCs/>
                         <w:cs/>
                       </w:rPr>
-                      <w:t>๔</w:t>
+                      <w:t/>
                     </w:r>
                     <w:r>
                       <w:rPr>
@@ -3703,7 +3703,7 @@
                         <w:bCs/>
                         <w:cs/>
                       </w:rPr>
-                      <w:t>)</w:t>
+                      <w:t/>
                     </w:r>
                   </w:p>
                 </w:txbxContent>
